--- a/Lab5_PhanDinhHieuThao_2131200020/PhanDinhHieuThao_2131200020_Lab7.docx
+++ b/Lab5_PhanDinhHieuThao_2131200020/PhanDinhHieuThao_2131200020_Lab7.docx
@@ -9,6 +9,15 @@
           <w:lang w:val="vi-VN"/>
         </w:rPr>
       </w:pPr>
+      <w:r>
+        <w:rPr>
+          <w:rFonts w:hint="default"/>
+          <w:lang w:val="vi-VN"/>
+        </w:rPr>
+        <w:t>https://github.com/Hieuthao63d/CSE441_Mobile/tree/main/Lab5_PhanDinhHieuThao_2131200020</w:t>
+      </w:r>
+      <w:bookmarkStart w:id="0" w:name="_GoBack"/>
+      <w:bookmarkEnd w:id="0"/>
     </w:p>
     <w:p>
       <w:pPr>
@@ -613,8 +622,6 @@
           </wp:inline>
         </w:drawing>
       </w:r>
-      <w:bookmarkStart w:id="0" w:name="_GoBack"/>
-      <w:bookmarkEnd w:id="0"/>
     </w:p>
     <w:sectPr>
       <w:pgSz w:w="11906" w:h="16838"/>
